--- a/docs/生产实习日志_刘文博.docx
+++ b/docs/生产实习日志_刘文博.docx
@@ -447,7 +447,7 @@
                 <w:sz w:val="24"/>
                 <w:rFonts w:ascii="Times New Roman" w:hAnsi="Times New Roman" w:eastAsia="宋体"/>
               </w:rPr>
-              <w:t>【今日实训主题与目标】</w:t>
+              <w:t>【今日学习与任务】</w:t>
             </w:r>
           </w:p>
           <w:p>
@@ -463,7 +463,7 @@
                 <w:sz w:val="24"/>
                 <w:rFonts w:ascii="Times New Roman" w:hAnsi="Times New Roman" w:eastAsia="宋体"/>
               </w:rPr>
-              <w:t>今日为生产实习第一天，由东软教育科技集团刘洪浩老师讲授。课程主要涵盖两大部分：一是大数据入门核心理论，深入解析了 MapReduce 分布式计算框架的“分而治之”架构思想、Map 映射与 Reduce 归约阶段的工作原理，以及 Hadoop 生态圈全局架构（HDFS 存储、YARN 资源管理、Spark 内存计算、Hive 数仓分析等）；二是实训集群开发环境初始化，明确了本次生产实习的 Linux 环境基线（Ubuntu 22.04 LTS），要求完成系统初始化与大数据软件包齐套校验。</w:t>
+              <w:t>今天是生产实习第一天，由东软的刘洪浩老师带大家入门。课上主要介绍了大数据的基础概念，重点讲解了 Hadoop 里的 MapReduce 计算框架。老师通过统计文章里每个单词出现次数的例子，通俗地解释了它是怎么把大任务拆开分别统计（Map）、最后再按单词汇总合并（Reduce）的，对照流程图听起来比较好理解。下午的任务主要是准备实验环境，要求在 Ubuntu 22.04 虚拟机里把远程连接配置好，并把后续实操要用到的几个大数据安装包提前准备就绪。</w:t>
             </w:r>
           </w:p>
           <w:p>
@@ -478,7 +478,7 @@
                 <w:sz w:val="24"/>
                 <w:rFonts w:ascii="Times New Roman" w:hAnsi="Times New Roman" w:eastAsia="宋体"/>
               </w:rPr>
-              <w:t>【实操配置与执行过程】</w:t>
+              <w:t>【动手操作过程】</w:t>
             </w:r>
           </w:p>
           <w:p>
@@ -494,7 +494,15 @@
                 <w:sz w:val="24"/>
                 <w:rFonts w:ascii="Times New Roman" w:hAnsi="Times New Roman" w:eastAsia="宋体"/>
               </w:rPr>
-              <w:t>根据课程实训要求，在本地开发机中拉起 Ubuntu 22.04.5 LTS (Jammy) 运行时环境。首先排查并修复了终端字符集（配置 LANG 及 LC_ALL 为 en_US.UTF-8），确保编译与日志输出不出现乱码。随后安装并启动 OpenSSH 服务（systemctl enable --now ssh），调整 sshd_config 开放远程连接许可，并在防火墙放行对应端口。为兼顾后续大数据组件与微服务构建，在虚拟机中落地双 JDK 隔离策略，分别部署 JDK 8 与 JDK 17 并配置快捷切换脚本。最后在 /opt/soft 目录下集中部署并核验课程所需核心安装包（Hadoop 3.3.6、Hive 3.1.3、Spark 3.5.7、Kafka 3.9.2、Flume 1.11.0、Sqoop 1.4.7 及 MySQL 驱动），完成底座开发环境的整体就绪。</w:t>
+              <w:t>我结合老师课上演示的操作笔记，在本地的 Ubuntu 22.04 虚拟机里完成了环境准备：</w:t>
+              <w:br/>
+              <w:t>1. 检查并重置了系统的字符集编码（设置 LANG 为 en_US.UTF-8），避免后续敲命令和看日志时出现中文乱码；</w:t>
+              <w:br/>
+              <w:t>2. 安装了 OpenSSH 服务并设置开机自启，在配置文件里开启允许 root 登录并放行防火墙，测试可以通过本地终端直接连入虚拟机，方便后续操作；</w:t>
+              <w:br/>
+              <w:t>3. 在虚拟机的 /opt/soft 目录下检查了老师统一提供的安装包，包括 Hadoop 3.3.6、Hive 3.1.3、Spark 3.5.7、Kafka、Flume 以及 MySQL 驱动包，确认各文件大小完整；</w:t>
+              <w:br/>
+              <w:t>4. 针对不同软件对 Java 版本的不同要求（Hadoop 系列用 Java 8，Kafka 和后端构建用 Java 17），提前在本地配置好了快捷切换脚本，测试 Java 运行正常。</w:t>
             </w:r>
           </w:p>
           <w:p>
@@ -509,7 +517,7 @@
                 <w:sz w:val="24"/>
                 <w:rFonts w:ascii="Times New Roman" w:hAnsi="Times New Roman" w:eastAsia="宋体"/>
               </w:rPr>
-              <w:t>【遇到的问题与排查解决】</w:t>
+              <w:t>【遇到的小问题与解决】</w:t>
             </w:r>
           </w:p>
           <w:p>
@@ -525,9 +533,9 @@
                 <w:sz w:val="24"/>
                 <w:rFonts w:ascii="Times New Roman" w:hAnsi="Times New Roman" w:eastAsia="宋体"/>
               </w:rPr>
-              <w:t>1. 架构与依赖适配：本地开发环境采用 macOS 宿主机配合 OrbStack 虚拟化（ARM64 架构），在核验 Hadoop 原生库时需要注意 aarch64 与传统 x86_64 预编译包的兼容性差异。通过配置统一的 JDK 8 环境并规划原生编译路径，规避了 NativeCodeLoader 异常。</w:t>
+              <w:t>1. 刚进入系统时控制台有语言包报错的提示，按照笔记执行了 locale-gen 清理并更新语言环境，重启后恢复正常；</w:t>
               <w:br/>
-              <w:t>2. 环境变量隔离：由于后续 Spring Boot 3.x 及 Kafka 依赖 Java 17，而 Hadoop 3.3.6 生态必须运行在 Java 8 下，避免了直接在全局 /etc/profile 中硬编码单一 JAVA_HOME，改用 source ~/use-jdk8.sh 动态切换，经 java -version 核验证明运行环境纯净受控。</w:t>
+              <w:t>2. 在检查 Java 版本时习惯性输入了 java --version 导致报错，才注意到 Java 8 规范只认单横线的 java -version，后续操作时需要注意参数习惯。</w:t>
             </w:r>
           </w:p>
           <w:p>
@@ -542,7 +550,7 @@
                 <w:sz w:val="24"/>
                 <w:rFonts w:ascii="Times New Roman" w:hAnsi="Times New Roman" w:eastAsia="宋体"/>
               </w:rPr>
-              <w:t>【成果验证与展示】</w:t>
+              <w:t>【实操结果截图】</w:t>
             </w:r>
           </w:p>
           <w:p>
@@ -598,7 +606,7 @@
                 <w:sz w:val="21"/>
                 <w:rFonts w:ascii="Times New Roman" w:hAnsi="Times New Roman" w:eastAsia="宋体"/>
               </w:rPr>
-              <w:t>图 1-1：Ubuntu 22.04 LTS 大数据底座开发环境与软件包核验</w:t>
+              <w:t>图 1-1：Ubuntu 系统基础环境与 /opt/soft 安装包核对情况</w:t>
             </w:r>
           </w:p>
           <w:p>
@@ -613,7 +621,7 @@
                 <w:sz w:val="24"/>
                 <w:rFonts w:ascii="Times New Roman" w:hAnsi="Times New Roman" w:eastAsia="宋体"/>
               </w:rPr>
-              <w:t>【实训总结与心得】</w:t>
+              <w:t>【今日心得】</w:t>
             </w:r>
           </w:p>
           <w:p>
@@ -629,7 +637,7 @@
                 <w:sz w:val="24"/>
                 <w:rFonts w:ascii="Times New Roman" w:hAnsi="Times New Roman" w:eastAsia="宋体"/>
               </w:rPr>
-              <w:t>首日实训帮助我建立了完整的大数据端到端架构体系认知，深刻理解了从数据采集、分布式存储、资源调度到数仓建模的技术因果脉络。通过在本地实操完成 Linux 系统的初始化与依赖组件齐备性核验，夯实了后续集群部署的底座环境。</w:t>
+              <w:t>今天第一天主要是搭好底层的 Linux 系统，把后面几天要用的大安装包都提前核对放好。虽然还没开始正式装集群，但提前把网络、远程连接和 Java 环境理清楚，能避免后面安装时踩坑，明天准备正式开始解压和配置 Hadoop。</w:t>
             </w:r>
           </w:p>
         </w:tc>

--- a/docs/生产实习日志_刘文博.docx
+++ b/docs/生产实习日志_刘文博.docx
@@ -651,6 +651,7 @@
             <w:pPr>
               <w:spacing w:before="80" w:after="80"/>
             </w:pPr>
+            <w:r/>
             <w:r>
               <w:rPr>
                 <w:rFonts w:ascii="宋体" w:hAnsi="宋体"/>
@@ -659,7 +660,7 @@
                 <w:sz w:val="24"/>
                 <w:rFonts w:ascii="Times New Roman" w:hAnsi="Times New Roman" w:eastAsia="宋体"/>
               </w:rPr>
-              <w:t>日期：</w:t>
+              <w:t>日期：2026年09月08日</w:t>
             </w:r>
           </w:p>
         </w:tc>
@@ -671,7 +672,23 @@
           </w:tcPr>
           <w:p>
             <w:pPr>
-              <w:spacing w:before="80" w:after="80"/>
+              <w:spacing w:before="80" w:after="40"/>
+            </w:pPr>
+            <w:r/>
+            <w:r>
+              <w:rPr>
+                <w:rFonts w:ascii="宋体" w:hAnsi="宋体"/>
+                <w:b/>
+                <w:color w:val="000000"/>
+                <w:sz w:val="24"/>
+                <w:rFonts w:ascii="Times New Roman" w:hAnsi="Times New Roman" w:eastAsia="宋体"/>
+              </w:rPr>
+              <w:t>实习记录:</w:t>
+            </w:r>
+          </w:p>
+          <w:p>
+            <w:pPr>
+              <w:spacing w:before="80" w:after="40" w:line="300" w:lineRule="auto"/>
             </w:pPr>
             <w:r>
               <w:rPr>
@@ -681,7 +698,253 @@
                 <w:sz w:val="24"/>
                 <w:rFonts w:ascii="Times New Roman" w:hAnsi="Times New Roman" w:eastAsia="宋体"/>
               </w:rPr>
-              <w:t>实习记录:</w:t>
+              <w:t>【今日学习与任务】</w:t>
+            </w:r>
+          </w:p>
+          <w:p>
+            <w:pPr>
+              <w:spacing w:before="0" w:after="80" w:line="300" w:lineRule="auto"/>
+              <w:ind w:firstLine="480"/>
+            </w:pPr>
+            <w:r>
+              <w:rPr>
+                <w:rFonts w:ascii="宋体" w:hAnsi="宋体"/>
+                <w:b w:val="0"/>
+                <w:color w:val="000000"/>
+                <w:sz w:val="24"/>
+                <w:rFonts w:ascii="Times New Roman" w:hAnsi="Times New Roman" w:eastAsia="宋体"/>
+              </w:rPr>
+              <w:t>今天主要学习并实操了 Hadoop HDFS 分布式文件系统的部署，以及使用 Flume 工具进行日志数据采集。课上首先解压并配置了 Hadoop 3.3.6，完成了 core-site.xml 和 hdfs-site.xml 的基础参数设置，格式化并拉起了 HDFS 节点；接着学习了 HDFS 的常用命令行操作和通过浏览器（9870 端口）查看目录结构；下午重点配置了 Flume Agent，编写了监听本地目录的配置文件，任务是把老师给的 traveldata.txt 旅游数据通过 Flume 自动采集并上传保存到 HDFS 目录中。</w:t>
+            </w:r>
+          </w:p>
+          <w:p>
+            <w:pPr>
+              <w:spacing w:before="80" w:after="40" w:line="300" w:lineRule="auto"/>
+            </w:pPr>
+            <w:r>
+              <w:rPr>
+                <w:rFonts w:ascii="宋体" w:hAnsi="宋体"/>
+                <w:b/>
+                <w:color w:val="000000"/>
+                <w:sz w:val="24"/>
+                <w:rFonts w:ascii="Times New Roman" w:hAnsi="Times New Roman" w:eastAsia="宋体"/>
+              </w:rPr>
+              <w:t>【动手操作过程】</w:t>
+            </w:r>
+          </w:p>
+          <w:p>
+            <w:pPr>
+              <w:spacing w:before="0" w:after="80" w:line="300" w:lineRule="auto"/>
+              <w:ind w:firstLine="480"/>
+            </w:pPr>
+            <w:r>
+              <w:rPr>
+                <w:rFonts w:ascii="宋体" w:hAnsi="宋体"/>
+                <w:b w:val="0"/>
+                <w:color w:val="000000"/>
+                <w:sz w:val="24"/>
+                <w:rFonts w:ascii="Times New Roman" w:hAnsi="Times New Roman" w:eastAsia="宋体"/>
+              </w:rPr>
+              <w:t>按照老师的操作演示，在本地 Ubuntu 22.04 虚拟机里依次完成了以下操作：</w:t>
+              <w:br/>
+              <w:t>1. 解压配置 Hadoop：在 /opt/soft 目录下将 hadoop-3.3.6 解压到 /opt/hadoop，在 /etc/profile.d/ 中配置好环境变量并 source 刷新生效；</w:t>
+              <w:br/>
+              <w:t>2. 基础配置与节点格式化：修改 core-site.xml（设置默认文件系统为 hdfs://localhost:9000、指定本地临时存储目录），修改 hdfs-site.xml 设置副本数为 1。接着执行 hdfs namenode -format 完成格式化，并使用 start-dfs.sh 成功启动 HDFS，jps 确认 NameNode、DataNode 和 SecondaryNameNode 正常运行；</w:t>
+              <w:br/>
+              <w:t>3. HDFS 命令与 Web 界面测试：在命令行测试执行 hdfs dfs -mkdir -p /neuedu/log 创建目标目录，并通过浏览器访问 http://localhost:9870/explorer.html 看到新创建的目录，验证了命令行与网页端的一致性；</w:t>
+              <w:br/>
+              <w:t>4. 配置并运行 Flume 采集：解压 Flume 1.11.0 并配置 file-hdfs.conf，设置 Source 为 spooldir 监听 /opt/log 目录，Sink 设置为 HDFS Sink（路径指向 /neuedu/log/%Y%m%d 并开启本地时间戳解析）。启动 Flume Agent 后，将 traveldata.txt 放入 /opt/log 目录，观察到文件被自动追加 .COMPLETED 后缀，同时在 HDFS 成功生成了切分好的 csv 数据文件。</w:t>
+            </w:r>
+          </w:p>
+          <w:p>
+            <w:pPr>
+              <w:spacing w:before="80" w:after="40" w:line="300" w:lineRule="auto"/>
+            </w:pPr>
+            <w:r>
+              <w:rPr>
+                <w:rFonts w:ascii="宋体" w:hAnsi="宋体"/>
+                <w:b/>
+                <w:color w:val="000000"/>
+                <w:sz w:val="24"/>
+                <w:rFonts w:ascii="Times New Roman" w:hAnsi="Times New Roman" w:eastAsia="宋体"/>
+              </w:rPr>
+              <w:t>【遇到的小问题与解决】</w:t>
+            </w:r>
+          </w:p>
+          <w:p>
+            <w:pPr>
+              <w:spacing w:before="0" w:after="80" w:line="300" w:lineRule="auto"/>
+              <w:ind w:firstLine="480"/>
+            </w:pPr>
+            <w:r>
+              <w:rPr>
+                <w:rFonts w:ascii="宋体" w:hAnsi="宋体"/>
+                <w:b w:val="0"/>
+                <w:color w:val="000000"/>
+                <w:sz w:val="24"/>
+                <w:rFonts w:ascii="Times New Roman" w:hAnsi="Times New Roman" w:eastAsia="宋体"/>
+              </w:rPr>
+              <w:t>1. 在初次启动 Flume 往 HDFS 写入时报了无法解析路径日期的错误，检查发现是因为配置里的 hdfs.path 用了 %Y%m%d 占位符，但缺少了 a1.sinks.k1.hdfs.useLocalTimeStamp = true 参数，加上该项后 Flume 使用本机时间顺利创建了当天的日期子目录；</w:t>
+              <w:br/>
+              <w:t>2. 老师演示命令里是在当前目录下直接引用 file-hdfs.conf，我操作时发现如果不写绝对路径容易找不到文件，改用绝对路径 /opt/soft/flume/conf/file-hdfs.conf 启动后排除了路径报错。</w:t>
+            </w:r>
+          </w:p>
+          <w:p>
+            <w:pPr>
+              <w:spacing w:before="80" w:after="40"/>
+            </w:pPr>
+            <w:r>
+              <w:rPr>
+                <w:rFonts w:ascii="宋体" w:hAnsi="宋体"/>
+                <w:b/>
+                <w:color w:val="000000"/>
+                <w:sz w:val="24"/>
+                <w:rFonts w:ascii="Times New Roman" w:hAnsi="Times New Roman" w:eastAsia="宋体"/>
+              </w:rPr>
+              <w:t>【实操结果截图】</w:t>
+            </w:r>
+          </w:p>
+          <w:p>
+            <w:pPr>
+              <w:spacing w:before="80" w:after="40"/>
+              <w:jc w:val="center"/>
+            </w:pPr>
+            <w:r>
+              <w:drawing>
+                <wp:inline xmlns:a="http://schemas.openxmlformats.org/drawingml/2006/main" xmlns:pic="http://schemas.openxmlformats.org/drawingml/2006/picture">
+                  <wp:extent cx="4860000" cy="2141791"/>
+                  <wp:docPr id="3" name="Picture 3"/>
+                  <wp:cNvGraphicFramePr>
+                    <a:graphicFrameLocks noChangeAspect="1"/>
+                  </wp:cNvGraphicFramePr>
+                  <a:graphic>
+                    <a:graphicData uri="http://schemas.openxmlformats.org/drawingml/2006/picture">
+                      <pic:pic>
+                        <pic:nvPicPr>
+                          <pic:cNvPr id="0" name="cli_flume_hdfs_run.png"/>
+                          <pic:cNvPicPr/>
+                        </pic:nvPicPr>
+                        <pic:blipFill>
+                          <a:blip r:embed="rId11"/>
+                          <a:stretch>
+                            <a:fillRect/>
+                          </a:stretch>
+                        </pic:blipFill>
+                        <pic:spPr>
+                          <a:xfrm>
+                            <a:off x="0" y="0"/>
+                            <a:ext cx="4860000" cy="2141791"/>
+                          </a:xfrm>
+                          <a:prstGeom prst="rect"/>
+                        </pic:spPr>
+                      </pic:pic>
+                    </a:graphicData>
+                  </a:graphic>
+                </wp:inline>
+              </w:drawing>
+            </w:r>
+          </w:p>
+          <w:p>
+            <w:pPr>
+              <w:spacing w:before="0" w:after="120"/>
+              <w:jc w:val="center"/>
+            </w:pPr>
+            <w:r>
+              <w:rPr>
+                <w:rFonts w:ascii="宋体" w:hAnsi="宋体"/>
+                <w:b w:val="0"/>
+                <w:color w:val="000000"/>
+                <w:sz w:val="21"/>
+                <w:rFonts w:ascii="Times New Roman" w:hAnsi="Times New Roman" w:eastAsia="宋体"/>
+              </w:rPr>
+              <w:t>图 1-2：终端查看 HDFS 进程存活与 Flume 采集完成状态</w:t>
+            </w:r>
+          </w:p>
+          <w:p>
+            <w:pPr>
+              <w:spacing w:before="80" w:after="40"/>
+              <w:jc w:val="center"/>
+            </w:pPr>
+            <w:r>
+              <w:drawing>
+                <wp:inline xmlns:a="http://schemas.openxmlformats.org/drawingml/2006/main" xmlns:pic="http://schemas.openxmlformats.org/drawingml/2006/picture">
+                  <wp:extent cx="4860000" cy="1523812"/>
+                  <wp:docPr id="4" name="Picture 4"/>
+                  <wp:cNvGraphicFramePr>
+                    <a:graphicFrameLocks noChangeAspect="1"/>
+                  </wp:cNvGraphicFramePr>
+                  <a:graphic>
+                    <a:graphicData uri="http://schemas.openxmlformats.org/drawingml/2006/picture">
+                      <pic:pic>
+                        <pic:nvPicPr>
+                          <pic:cNvPr id="0" name="webui_hdfs_neuedu_log.png"/>
+                          <pic:cNvPicPr/>
+                        </pic:nvPicPr>
+                        <pic:blipFill>
+                          <a:blip r:embed="rId12"/>
+                          <a:stretch>
+                            <a:fillRect/>
+                          </a:stretch>
+                        </pic:blipFill>
+                        <pic:spPr>
+                          <a:xfrm>
+                            <a:off x="0" y="0"/>
+                            <a:ext cx="4860000" cy="1523812"/>
+                          </a:xfrm>
+                          <a:prstGeom prst="rect"/>
+                        </pic:spPr>
+                      </pic:pic>
+                    </a:graphicData>
+                  </a:graphic>
+                </wp:inline>
+              </w:drawing>
+            </w:r>
+          </w:p>
+          <w:p>
+            <w:pPr>
+              <w:spacing w:before="0" w:after="120"/>
+              <w:jc w:val="center"/>
+            </w:pPr>
+            <w:r>
+              <w:rPr>
+                <w:rFonts w:ascii="宋体" w:hAnsi="宋体"/>
+                <w:b w:val="0"/>
+                <w:color w:val="000000"/>
+                <w:sz w:val="21"/>
+                <w:rFonts w:ascii="Times New Roman" w:hAnsi="Times New Roman" w:eastAsia="宋体"/>
+              </w:rPr>
+              <w:t>图 1-3：浏览器 9870 端口查看 HDFS 采集落地的 CSV 数据文件</w:t>
+            </w:r>
+          </w:p>
+          <w:p>
+            <w:pPr>
+              <w:spacing w:before="80" w:after="40"/>
+            </w:pPr>
+            <w:r>
+              <w:rPr>
+                <w:rFonts w:ascii="宋体" w:hAnsi="宋体"/>
+                <w:b/>
+                <w:color w:val="000000"/>
+                <w:sz w:val="24"/>
+                <w:rFonts w:ascii="Times New Roman" w:hAnsi="Times New Roman" w:eastAsia="宋体"/>
+              </w:rPr>
+              <w:t>【今日心得】</w:t>
+            </w:r>
+          </w:p>
+          <w:p>
+            <w:pPr>
+              <w:spacing w:before="0" w:after="160" w:line="300" w:lineRule="auto"/>
+              <w:ind w:firstLine="480"/>
+            </w:pPr>
+            <w:r>
+              <w:rPr>
+                <w:rFonts w:ascii="宋体" w:hAnsi="宋体"/>
+                <w:b w:val="0"/>
+                <w:color w:val="000000"/>
+                <w:sz w:val="24"/>
+                <w:rFonts w:ascii="Times New Roman" w:hAnsi="Times New Roman" w:eastAsia="宋体"/>
+              </w:rPr>
+              <w:t>今天把 Hadoop 的存储层和 Flume 采集工具串起来跑通了一遍，亲手看到了本地文件被 Flume 自动抓取并推送到 HDFS 目录的过程，对大数据“采集到存储”的具体链路有了直观感受。配置的时候参数比较多，路径和时间戳的小配置稍微漏掉就会报错，动手排查一遍后对组件之间的调用机制更清楚了，明天准备继续学习后面的数据计算和分析模块。</w:t>
             </w:r>
           </w:p>
         </w:tc>

--- a/docs/生产实习日志_刘文博.docx
+++ b/docs/生产实习日志_刘文博.docx
@@ -561,7 +561,7 @@
             <w:r>
               <w:drawing>
                 <wp:inline xmlns:a="http://schemas.openxmlformats.org/drawingml/2006/main" xmlns:pic="http://schemas.openxmlformats.org/drawingml/2006/picture">
-                  <wp:extent cx="4860000" cy="2512976"/>
+                  <wp:extent cx="5040000" cy="3166104"/>
                   <wp:docPr id="2" name="Picture 2"/>
                   <wp:cNvGraphicFramePr>
                     <a:graphicFrameLocks noChangeAspect="1"/>
@@ -582,7 +582,7 @@
                         <pic:spPr>
                           <a:xfrm>
                             <a:off x="0" y="0"/>
-                            <a:ext cx="4860000" cy="2512976"/>
+                            <a:ext cx="5040000" cy="3166104"/>
                           </a:xfrm>
                           <a:prstGeom prst="rect"/>
                         </pic:spPr>
@@ -606,7 +606,7 @@
                 <w:sz w:val="21"/>
                 <w:rFonts w:ascii="Times New Roman" w:hAnsi="Times New Roman" w:eastAsia="宋体"/>
               </w:rPr>
-              <w:t>图 1-1：Ubuntu 系统基础环境与 /opt/soft 安装包核对情况</w:t>
+              <w:t>图 1-1：Ghostty 终端查看 Ubuntu 基础环境与 /opt/soft 安装包列表</w:t>
             </w:r>
           </w:p>
           <w:p>
@@ -651,7 +651,6 @@
             <w:pPr>
               <w:spacing w:before="80" w:after="80"/>
             </w:pPr>
-            <w:r/>
             <w:r>
               <w:rPr>
                 <w:rFonts w:ascii="宋体" w:hAnsi="宋体"/>
@@ -674,7 +673,6 @@
             <w:pPr>
               <w:spacing w:before="80" w:after="40"/>
             </w:pPr>
-            <w:r/>
             <w:r>
               <w:rPr>
                 <w:rFonts w:ascii="宋体" w:hAnsi="宋体"/>
@@ -786,7 +784,7 @@
               </w:rPr>
               <w:t>1. 在初次启动 Flume 往 HDFS 写入时报了无法解析路径日期的错误，检查发现是因为配置里的 hdfs.path 用了 %Y%m%d 占位符，但缺少了 a1.sinks.k1.hdfs.useLocalTimeStamp = true 参数，加上该项后 Flume 使用本机时间顺利创建了当天的日期子目录；</w:t>
               <w:br/>
-              <w:t>2. 老师演示命令里是在当前目录下直接引用 file-hdfs.conf，我操作时发现如果不写绝对路径容易找不到文件，改用绝对路径 /opt/soft/flume/conf/file-hdfs.conf 启动后排除了路径报错。</w:t>
+              <w:t>2. 刚格式化完 NameNode 启动时，初次写入报了 Name node is in safe mode 处于安全模式错误，通过执行 hdfs dfsadmin -safemode leave 主动退出安全模式后，文件写入与目录创建顺利完成。</w:t>
             </w:r>
           </w:p>
           <w:p>
@@ -812,7 +810,7 @@
             <w:r>
               <w:drawing>
                 <wp:inline xmlns:a="http://schemas.openxmlformats.org/drawingml/2006/main" xmlns:pic="http://schemas.openxmlformats.org/drawingml/2006/picture">
-                  <wp:extent cx="4860000" cy="2141791"/>
+                  <wp:extent cx="5040000" cy="3166104"/>
                   <wp:docPr id="3" name="Picture 3"/>
                   <wp:cNvGraphicFramePr>
                     <a:graphicFrameLocks noChangeAspect="1"/>
@@ -833,7 +831,7 @@
                         <pic:spPr>
                           <a:xfrm>
                             <a:off x="0" y="0"/>
-                            <a:ext cx="4860000" cy="2141791"/>
+                            <a:ext cx="5040000" cy="3166104"/>
                           </a:xfrm>
                           <a:prstGeom prst="rect"/>
                         </pic:spPr>
@@ -857,7 +855,7 @@
                 <w:sz w:val="21"/>
                 <w:rFonts w:ascii="Times New Roman" w:hAnsi="Times New Roman" w:eastAsia="宋体"/>
               </w:rPr>
-              <w:t>图 1-2：终端查看 HDFS 进程存活与 Flume 采集完成状态</w:t>
+              <w:t>图 1-2：Ghostty 终端查看 HDFS 进程与 /opt/log、HDFS 目录验证</w:t>
             </w:r>
           </w:p>
           <w:p>
@@ -868,7 +866,7 @@
             <w:r>
               <w:drawing>
                 <wp:inline xmlns:a="http://schemas.openxmlformats.org/drawingml/2006/main" xmlns:pic="http://schemas.openxmlformats.org/drawingml/2006/picture">
-                  <wp:extent cx="4860000" cy="1523812"/>
+                  <wp:extent cx="5040000" cy="3116748"/>
                   <wp:docPr id="4" name="Picture 4"/>
                   <wp:cNvGraphicFramePr>
                     <a:graphicFrameLocks noChangeAspect="1"/>
@@ -889,7 +887,7 @@
                         <pic:spPr>
                           <a:xfrm>
                             <a:off x="0" y="0"/>
-                            <a:ext cx="4860000" cy="1523812"/>
+                            <a:ext cx="5040000" cy="3116748"/>
                           </a:xfrm>
                           <a:prstGeom prst="rect"/>
                         </pic:spPr>
@@ -913,7 +911,7 @@
                 <w:sz w:val="21"/>
                 <w:rFonts w:ascii="Times New Roman" w:hAnsi="Times New Roman" w:eastAsia="宋体"/>
               </w:rPr>
-              <w:t>图 1-3：浏览器 9870 端口查看 HDFS 采集落地的 CSV 数据文件</w:t>
+              <w:t>图 1-3：Google Chrome 浏览器访问 9870 端口查看 HDFS 落地 CSV 文件</w:t>
             </w:r>
           </w:p>
           <w:p>
